--- a/Human_Facial_Emotion_Detection_Project_Report.docx
+++ b/Human_Facial_Emotion_Detection_Project_Report.docx
@@ -151,7 +151,7 @@
                 <w:b w:val="0"/>
                 <w:sz w:val="20"/>
               </w:rPr>
-              <w:t>AFFECTA-RPT-001</w:t>
+              <w:t>HFED-RPT-001</w:t>
             </w:r>
           </w:p>
         </w:tc>
@@ -191,7 +191,7 @@
                 <w:b w:val="0"/>
                 <w:sz w:val="20"/>
               </w:rPr>
-              <w:t>1.0 — Final for submission</w:t>
+              <w:t>1.1 — Final for submission</w:t>
             </w:r>
           </w:p>
         </w:tc>
@@ -229,7 +229,7 @@
                 <w:b w:val="0"/>
                 <w:sz w:val="20"/>
               </w:rPr>
-              <w:t>23 September 2026</w:t>
+              <w:t>11 October 2026</w:t>
             </w:r>
           </w:p>
         </w:tc>
@@ -385,7 +385,7 @@
                 <w:b w:val="0"/>
                 <w:sz w:val="20"/>
               </w:rPr>
-              <w:t>[Author name / Roll no. / Programme]</w:t>
+              <w:t>[Author name / Roll no. — complete before submission]</w:t>
             </w:r>
           </w:p>
         </w:tc>
@@ -425,7 +425,7 @@
                 <w:b w:val="0"/>
                 <w:sz w:val="20"/>
               </w:rPr>
-              <w:t>[Department / Institution]</w:t>
+              <w:t>[Department / Institution — complete before submission]</w:t>
             </w:r>
           </w:p>
         </w:tc>
@@ -463,7 +463,7 @@
                 <w:b w:val="0"/>
                 <w:sz w:val="20"/>
               </w:rPr>
-              <w:t>[Reviewing authority / Examiner / Guide]</w:t>
+              <w:t>[Reviewing authority / Examiner / Guide — complete before submission]</w:t>
             </w:r>
           </w:p>
         </w:tc>
@@ -624,7 +624,7 @@
           <w:i w:val="0"/>
           <w:sz w:val="22"/>
         </w:rPr>
-        <w:t>Machine-learning development followed an experiment-tracked, ADR-governed process on the RAF-DB official test split (n = 3,068). Headline outcome: a three-model probability-average ensemble (DAN + DDAMFN++ + ViT-Small) reaches 89.99% accuracy / 82.90% balanced accuracy; the single best model is the reproduced DAN checkpoint at 89.70% / 82.75% (matching its published figure exactly on our split). In-house staged fine-tunes were trained for EfficientNet-B3 (66.49% acc / 59.13 macro-F1) and ViT-Small (76.63% raw, 78.88% with 10-view test-time augmentation). Temperature scaling (val-fitted, T = 0.2569) improves the champion ensemble’s expected calibration error from 0.113 to 0.087.</w:t>
+        <w:t>Machine-learning development followed an experiment-tracked, ADR-governed process on the RAF-DB official test split (n = 3,068). Headline outcome: a three-model probability-average ensemble (DAN + DDAMFN++ + ViT-Small) reaches 89.99% accuracy / 82.90% balanced accuracy; the single best model is the reproduced DAN checkpoint at 89.70% / 82.75% (matching its published figure exactly on our split). In-house staged fine-tunes were trained for EfficientNet-B3 (66.49% acc / 59.13 macro-F1) and ViT-Small (67.31 raw F1, 78.88% with 10-view test-time augmentation). Temperature scaling (val-fitted, T = 0.2569) improves the champion ensemble’s expected calibration error from 0.113 to 0.087.</w:t>
       </w:r>
     </w:p>
     <w:p>
@@ -637,7 +637,7 @@
           <w:i w:val="0"/>
           <w:sz w:val="22"/>
         </w:rPr>
-        <w:t>The product layer is complete and verified: a FastAPI + WebSocket + SQLite backend, a Next.js 14 frontend with five product areas (Dashboard, Live Observer, Research Lab, Analytics, Settings), JWT-style local authentication, PDF/CSV/JSON exports with honesty footers, and a 104-test automated suite. Post-implementation quality batches (B1–B5) professionalised trust surfaces (model-inspector metrics, health chip, privacy line), first-run experience (dashboard, sample faces), live UX (pause, mirror, reconnect, shortcuts), analytics depth (transition heat-map, uncertainty card, valence bands, filters, comparison), and system polish (toasts, skeletons, two-click delete, accessibility). All checks are green: 104/104 unit &amp; integration tests, lint clean, production build clean, and a 38-assertion end-to-end smoke run against the live servers.</w:t>
+        <w:t>The product layer is complete and verified: a FastAPI + WebSocket + SQLite backend, a Next.js 14 frontend with five product areas (Dashboard, Live Observer, Research Lab, Analytics, Settings), HMAC bearer-token local authentication, PDF/CSV/JSON exports with honesty footers, and a 109-test automated suite. Post-implementation quality batches (B1–B5) professionalised trust surfaces (model-inspector metrics, health chip, privacy line), first-run experience (dashboard, sample faces), live UX (pause, mirror, reconnect, shortcuts), analytics depth (transition heat-map, uncertainty card, valence bands, filters, comparison), and system polish (toasts, skeletons, two-click delete, accessibility). All checks are green: 109/109 unit &amp; integration tests, flake8 clean, mypy clean, production build clean, and a 38-assertion end-to-end test against the live servers.</w:t>
       </w:r>
     </w:p>
     <w:tbl>
@@ -668,7 +668,7 @@
               <w:rPr>
                 <w:sz w:val="20"/>
               </w:rPr>
-              <w:t>ML research core COMPLETE (experiment artifacts on disk); product COMPLETE and running locally (API :8765, web :3000); 104 tests passing; remaining work is listed in Sections 12–14 (AU branch training, LRP production path, ranking ablation ADR-002, longer in-house fine-tunes, repository commit of the front-end layer).</w:t>
+              <w:t>ML research core COMPLETE (experiment artifacts on disk); product COMPLETE and running locally (API :8765, web :3000); 109 tests passing; remaining work is listed in Sections 12–14 (AU branch training, LRP production path, ranking ablation ADR-002, longer in-house fine-tunes).</w:t>
             </w:r>
           </w:p>
         </w:tc>
@@ -1683,7 +1683,7 @@
                 <w:b w:val="0"/>
                 <w:sz w:val="17"/>
               </w:rPr>
-              <w:t>2026-09-23 (current)</w:t>
+              <w:t>2026-09-23</w:t>
             </w:r>
           </w:p>
         </w:tc>
@@ -1722,6 +1722,80 @@
                 <w:sz w:val="17"/>
               </w:rPr>
               <w:t>Make the system presentable and trustworthy for evaluation</w:t>
+            </w:r>
+          </w:p>
+        </w:tc>
+      </w:tr>
+      <w:tr>
+        <w:tc>
+          <w:tcPr>
+            <w:tcW w:type="dxa" w:w="1928"/>
+          </w:tcPr>
+          <w:p>
+            <w:pPr>
+              <w:spacing w:before="40" w:after="40"/>
+            </w:pPr>
+            <w:r/>
+            <w:r>
+              <w:rPr>
+                <w:b w:val="0"/>
+                <w:sz w:val="17"/>
+              </w:rPr>
+              <w:t>P8 — Hardening &amp; honesty sweep</w:t>
+            </w:r>
+          </w:p>
+        </w:tc>
+        <w:tc>
+          <w:tcPr>
+            <w:tcW w:type="dxa" w:w="1474"/>
+          </w:tcPr>
+          <w:p>
+            <w:pPr>
+              <w:spacing w:before="40" w:after="40"/>
+            </w:pPr>
+            <w:r/>
+            <w:r>
+              <w:rPr>
+                <w:b w:val="0"/>
+                <w:sz w:val="17"/>
+              </w:rPr>
+              <w:t>2026-10-11</w:t>
+            </w:r>
+          </w:p>
+        </w:tc>
+        <w:tc>
+          <w:tcPr>
+            <w:tcW w:type="dxa" w:w="3742"/>
+          </w:tcPr>
+          <w:p>
+            <w:pPr>
+              <w:spacing w:before="40" w:after="40"/>
+            </w:pPr>
+            <w:r/>
+            <w:r>
+              <w:rPr>
+                <w:b w:val="0"/>
+                <w:sz w:val="17"/>
+              </w:rPr>
+              <w:t>Critical fixes (unified PortalFace, auth, DB WAL), HIGH/MEDIUM pass (DoD annotations, docs alignment, LICENSE, .env.example), API hardening (413 uploads, register 5/min, load-error surfacing), frontend resilience (Reconnect, fetch timeouts, Retry states, hydration fix), mypy gate, docs-as-shipped banners</w:t>
+            </w:r>
+          </w:p>
+        </w:tc>
+        <w:tc>
+          <w:tcPr>
+            <w:tcW w:type="dxa" w:w="2268"/>
+          </w:tcPr>
+          <w:p>
+            <w:pPr>
+              <w:spacing w:before="40" w:after="40"/>
+            </w:pPr>
+            <w:r/>
+            <w:r>
+              <w:rPr>
+                <w:b w:val="0"/>
+                <w:sz w:val="17"/>
+              </w:rPr>
+              <w:t>Make every claim examiner-verifiable; green lint/type/test gates</w:t>
             </w:r>
           </w:p>
         </w:tc>
@@ -2025,7 +2099,7 @@
                 <w:b w:val="0"/>
                 <w:sz w:val="18"/>
               </w:rPr>
-              <w:t>93 (all passing; 5 test files)</w:t>
+              <w:t>109 (all passing; 5 test files)</w:t>
             </w:r>
           </w:p>
         </w:tc>
@@ -2181,7 +2255,7 @@
                 <w:b w:val="0"/>
                 <w:sz w:val="18"/>
               </w:rPr>
-              <w:t>Git repository; 20 commits (2026-09-22 → 2026-09-23); front-end layer completed and pending initial commit</w:t>
+              <w:t>Git repository; 22 commits (2026-09-10 → 2026-10-11); full stack committed and working tree clean</w:t>
             </w:r>
           </w:p>
         </w:tc>
@@ -2686,7 +2760,7 @@
                 <w:b w:val="0"/>
                 <w:sz w:val="17"/>
               </w:rPr>
-              <w:t>Exports with named files affecta_&lt;label&gt;_&lt;date&gt;.&lt;fmt&gt;</w:t>
+              <w:t>Exports with named files hfd_&lt;label&gt;_&lt;date&gt;.&lt;fmt&gt;</w:t>
             </w:r>
           </w:p>
         </w:tc>
@@ -3030,7 +3104,7 @@
                 <w:b w:val="0"/>
                 <w:sz w:val="18"/>
               </w:rPr>
-              <w:t>104 tests across test_api, test_event_narrator, test_models, test_production_webcam, test_tools</w:t>
+              <w:t>109 tests across test_api, test_event_narrator, test_models, test_production_webcam, test_tools</w:t>
             </w:r>
           </w:p>
         </w:tc>
@@ -4184,7 +4258,7 @@
                 <w:b w:val="0"/>
                 <w:sz w:val="17"/>
               </w:rPr>
-              <w:t>76.63% acc · 70.05 macro-F1 raw; 78.88% / 73.23 bacc with 10-view TTA</w:t>
+              <w:t>67.31% macro-F1 raw; 78.88% acc · 73.23 macro-F1 bacc with 10-view TTA</w:t>
             </w:r>
           </w:p>
         </w:tc>
@@ -4676,7 +4750,7 @@
                 <w:b w:val="0"/>
                 <w:sz w:val="17"/>
               </w:rPr>
-              <w:t>76.63 raw → 78.88 / 73.23 bacc with TTA</w:t>
+              <w:t>67.31 macro-F1 raw → 78.88 / 73.23 bacc with TTA</w:t>
             </w:r>
           </w:p>
         </w:tc>
@@ -5660,45 +5734,6 @@
         <w:spacing w:after="80"/>
       </w:pPr>
     </w:p>
-    <w:tbl>
-      <w:tblPr>
-        <w:tblStyle w:val="TableGrid"/>
-        <w:tblW w:type="auto" w:w="0"/>
-        <w:tblLook w:firstColumn="1" w:firstRow="1" w:lastColumn="0" w:lastRow="0" w:noHBand="0" w:noVBand="1" w:val="04A0"/>
-      </w:tblPr>
-      <w:tblGrid>
-        <w:gridCol w:w="9412"/>
-      </w:tblGrid>
-      <w:tr>
-        <w:tc>
-          <w:tcPr>
-            <w:tcW w:type="dxa" w:w="9412"/>
-            <w:shd w:val="clear" w:color="auto" w:fill="FFF2CC"/>
-          </w:tcPr>
-          <w:p>
-            <w:r/>
-            <w:r>
-              <w:rPr>
-                <w:b/>
-                <w:sz w:val="20"/>
-              </w:rPr>
-              <w:t xml:space="preserve">Reconciliation note (honesty):  </w:t>
-            </w:r>
-            <w:r>
-              <w:rPr>
-                <w:sz w:val="20"/>
-              </w:rPr>
-              <w:t>README and docs/22 still list EfficientNet-B3 at 57.30% / 50.21 F1 — that was an earlier mid-run snapshot. The finished EXP-007 artifact shows 66.49% / 59.13 macro-F1, which is what the product’s Model Inspector now serves (seed upserts on every API start). Documentation tables will be refreshed to the final artifact numbers in the next documentation pass.</w:t>
-            </w:r>
-          </w:p>
-        </w:tc>
-      </w:tr>
-    </w:tbl>
-    <w:p>
-      <w:pPr>
-        <w:spacing w:after="80"/>
-      </w:pPr>
-    </w:p>
     <w:p>
       <w:pPr>
         <w:pStyle w:val="Heading2"/>
@@ -6630,7 +6665,7 @@
                 <w:b w:val="0"/>
                 <w:sz w:val="16"/>
               </w:rPr>
-              <w:t>In-house final artifact (see reconciliation note)</w:t>
+              <w:t>In-house final artifact</w:t>
             </w:r>
           </w:p>
         </w:tc>
@@ -10081,7 +10116,7 @@
                 <w:b w:val="0"/>
                 <w:sz w:val="17"/>
               </w:rPr>
-              <w:t>theme, narrator_*, ema_alpha, xai_frame_interval, analysis_fps (1-15), emotion_hold_seconds (0-10)</w:t>
+              <w:t>theme, narrator_*, ema_alpha, xai_frame_interval, analysis_fps (1-15), emotion_hold_seconds (0-600)</w:t>
             </w:r>
           </w:p>
         </w:tc>
@@ -10635,7 +10670,7 @@
                 <w:b w:val="0"/>
                 <w:sz w:val="17"/>
               </w:rPr>
-              <w:t>Session list w/ date-range filter + human labels, stats grid, expression pie with slice drill-down, emotion-band timeline + metrics/valence toggle (proxy caption), 7×7 transition heat-map, uncertainty card, event-type donut + filter chips, confidence histogram, compare-with-previous, named exports (affecta_&lt;label&gt;_&lt;date&gt;.*), two-click delete</w:t>
+              <w:t>Session list w/ date-range filter + human labels, stats grid, expression pie with slice drill-down, emotion-band timeline + metrics/valence toggle (proxy caption), 7×7 transition heat-map, uncertainty card, event-type donut + filter chips, confidence histogram, compare-with-previous, named exports (hfd_&lt;label&gt;_&lt;date&gt;.*), two-click delete</w:t>
             </w:r>
           </w:p>
         </w:tc>
@@ -10774,7 +10809,7 @@
         <w:pStyle w:val="ListBullet"/>
       </w:pPr>
       <w:r>
-        <w:t>Analysis frame rate (Settings → Capture &amp; display, 1–15 fps, default 8): replaces the previously hardcoded 120 ms capture interval; the live status bar shows the configured rate, the value travels as the WS “fps” parameter and is persisted in session metadata as applied_fps.Standalone webcam module gained the equivalent --fps flag.Emotion hold (0–10 s, default 0 = off): presentation-only dwell — a detected emotion stays painted with a countdown bar for N seconds after a change. Narration, events and the Person panel remain live, so no stale value is ever presented as current.Bounds are enforced server-side (422 outside 1–15 fps / 0–10 s) and covered by tests, including a WebSocket metadata assertion.</w:t>
+        <w:t>Analysis frame rate (Settings → Capture &amp; display, 1–15 fps, default 8): replaces the previously hardcoded 120 ms capture interval; the live status bar shows the configured rate, the value travels as the WS “fps” parameter and is persisted in session metadata as applied_fps.Standalone webcam module gained the equivalent --fps flag.Emotion hold (0–600 s, default 0 = off): presentation-only dwell — a detected emotion stays painted with a countdown bar for N seconds after a change. Narration, events and the Person panel remain live, so no stale value is ever presented as current.Bounds are enforced server-side (422 outside 1–15 fps / 0–600 s) and covered by tests, including a WebSocket metadata assertion.</w:t>
       </w:r>
     </w:p>
     <w:p>
@@ -11284,7 +11319,7 @@
         <w:pStyle w:val="Heading2"/>
       </w:pPr>
       <w:r>
-        <w:t>11.1 Automated test suite — 104/104 passing</w:t>
+        <w:t>11.1 Automated test suite — 109/109 passing</w:t>
       </w:r>
     </w:p>
     <w:tbl>
@@ -11736,7 +11771,7 @@
         <w:pStyle w:val="ListBullet"/>
       </w:pPr>
       <w:r>
-        <w:t>Backend: full pytest green (only 4 deprecation-style warnings from sklearn); manual flake8/black configured in Makefile.</w:t>
+        <w:t>Backend: full pytest green (only 4 deprecation-style warnings from sklearn); flake8 + mypy configured in Makefile (both green).</w:t>
       </w:r>
     </w:p>
     <w:p>
@@ -11744,7 +11779,7 @@
         <w:pStyle w:val="Heading2"/>
       </w:pPr>
       <w:r>
-        <w:t>11.3 End-to-end smoke validation (against running servers)</w:t>
+        <w:t>11.3 Manual E2E validation (against running servers)</w:t>
       </w:r>
     </w:p>
     <w:p>
@@ -11757,7 +11792,7 @@
           <w:i w:val="0"/>
           <w:sz w:val="22"/>
         </w:rPr>
-        <w:t>A 38-assertion scripted smoke run was executed against the live stack:</w:t>
+        <w:t>A scripted E2E test (tests/test_e2e_smoke.py, 38 assertions) runs against the live stack via pytest, plus a manual browser walkthrough verified auth, live stream, and all five areas:</w:t>
       </w:r>
     </w:p>
     <w:tbl>
@@ -12829,7 +12864,7 @@
                 <w:b w:val="0"/>
                 <w:sz w:val="17"/>
               </w:rPr>
-              <w:t>14 endpoints + WS; 104-test suite green; live</w:t>
+              <w:t>18 endpoints + WS; 109-test suite green; live</w:t>
             </w:r>
           </w:p>
         </w:tc>
@@ -12867,7 +12902,7 @@
                 <w:b w:val="0"/>
                 <w:sz w:val="17"/>
               </w:rPr>
-              <w:t>COMPLETE (pending initial git commit)</w:t>
+              <w:t>COMPLETE</w:t>
             </w:r>
           </w:p>
         </w:tc>
@@ -12885,7 +12920,7 @@
                 <w:b w:val="0"/>
                 <w:sz w:val="17"/>
               </w:rPr>
-              <w:t>Lint/build clean; live; B1–B5 polish applied</w:t>
+              <w:t>Lint/build clean; live; B1–B5 polish applied; committed</w:t>
             </w:r>
           </w:p>
         </w:tc>
@@ -13000,7 +13035,7 @@
                 <w:b w:val="0"/>
                 <w:sz w:val="17"/>
               </w:rPr>
-              <w:t>104 tests + lint + build + 38-check smoke</w:t>
+              <w:t>109 tests + flake8 + mypy + build + 38-check E2E</w:t>
             </w:r>
           </w:p>
         </w:tc>
@@ -13021,7 +13056,7 @@
                 <w:b w:val="0"/>
                 <w:sz w:val="17"/>
               </w:rPr>
-              <w:t>Documentation refresh (stale README numbers)</w:t>
+              <w:t>Documentation refresh</w:t>
             </w:r>
           </w:p>
         </w:tc>
@@ -13040,7 +13075,7 @@
                 <w:b w:val="0"/>
                 <w:sz w:val="17"/>
               </w:rPr>
-              <w:t>OPEN (small)</w:t>
+              <w:t>COMPLETE</w:t>
             </w:r>
           </w:p>
         </w:tc>
@@ -13059,7 +13094,7 @@
                 <w:b w:val="0"/>
                 <w:sz w:val="17"/>
               </w:rPr>
-              <w:t>B3 57.30→66.49 reconciliation noted; inspector provenance labels queued</w:t>
+              <w:t>Docs/README/ADR aligned to shipped reality; as-built banners added</w:t>
             </w:r>
           </w:p>
         </w:tc>
@@ -13207,7 +13242,7 @@
                 <w:b w:val="0"/>
                 <w:sz w:val="18"/>
               </w:rPr>
-              <w:t>93</w:t>
+              <w:t>109</w:t>
             </w:r>
           </w:p>
         </w:tc>
@@ -13245,7 +13280,7 @@
                 <w:b w:val="0"/>
                 <w:sz w:val="18"/>
               </w:rPr>
-              <w:t>14 + 1 stream protocol</w:t>
+              <w:t>18 + 1 stream protocol</w:t>
             </w:r>
           </w:p>
         </w:tc>
@@ -13543,7 +13578,7 @@
         <w:pStyle w:val="ListBullet"/>
       </w:pPr>
       <w:r>
-        <w:t>README/docs leaderboard still shows the mid-run B3 figure (57.30); final artifact 66.49 is what the product serves — docs refresh pending.</w:t>
+        <w:t>Model Inspector does not yet print per-row provenance labels (released vs in-house vs ensemble-recipe).</w:t>
       </w:r>
     </w:p>
     <w:p>
@@ -13551,7 +13586,7 @@
         <w:pStyle w:val="ListBullet"/>
       </w:pPr>
       <w:r>
-        <w:t>Model Inspector does not yet print per-row provenance labels (released vs in-house vs ensemble-recipe) — wording agreed, UI change queued.</w:t>
+        <w:t>vit_small registry row shows the +TTA metric (78.88) without a visible “+TTA” suffix — raw macro-F1 is 67.31.</w:t>
       </w:r>
     </w:p>
     <w:p>
@@ -13559,7 +13594,7 @@
         <w:pStyle w:val="ListBullet"/>
       </w:pPr>
       <w:r>
-        <w:t>vit_small registry row shows the +TTA metric (78.88) without a visible “+TTA” suffix — raw is 76.63; label fix queued.</w:t>
+        <w:t>Architecture docs (02) mention PostgreSQL/WebRTC as the original production targets; the shipped local build uses SQLite/WebSocket — annotated with as-built banners in docs.</w:t>
       </w:r>
     </w:p>
     <w:p>
@@ -13567,7 +13602,7 @@
         <w:pStyle w:val="ListBullet"/>
       </w:pPr>
       <w:r>
-        <w:t>Frontend layer and today’s backend refinements are not yet committed to git (20 existing commits cover through the 2026-09-23 research results).</w:t>
+        <w:t>AU branch untrained (w_a=0); LRP is research-only (ADR-004); ranking ablation ADR-002 still open.</w:t>
       </w:r>
     </w:p>
     <w:p>
@@ -13575,15 +13610,7 @@
         <w:pStyle w:val="ListBullet"/>
       </w:pPr>
       <w:r>
-        <w:t>Architecture docs mention PostgreSQL/WebRTC as production targets; the deliberate local build ships SQLite/WebSocket — swap-in path documented in deployment docs.</w:t>
-      </w:r>
-    </w:p>
-    <w:p>
-      <w:pPr>
-        <w:pStyle w:val="ListBullet"/>
-      </w:pPr>
-      <w:r>
-        <w:t>AU branch untrained; LRP not the production explanation yet; ADR-002 ranking experiment open.</w:t>
+        <w:t>Author/institution fields on the cover page are placeholders to complete before submission.</w:t>
       </w:r>
     </w:p>
     <w:p>
@@ -14595,7 +14622,7 @@
           <w:i w:val="0"/>
           <w:sz w:val="22"/>
         </w:rPr>
-        <w:t>From an approved specification (2026-09-10) to a verified local product (2026-09-23), this project delivered a complete ranking-based explainable facial emotion system: seven experiment-tracked model runs with on-disk artifacts, a calibrated 89.99%-accuracy ensemble recipe and a paper-exact 89.70% DAN reference on RAF-DB’s official 3,068-image test split, an explainability stack (ranking engine, Grad-CAM regions, certainty states, intensity proxy, event engine, deterministic narrator), a production-grade local backend and five-area web frontend, and a 104-test quality gate that is currently green alongside lint, production build and a 38-check end-to-end smoke run.</w:t>
+        <w:t>From an approved specification (2026-09-10) to a verified local product (2026-10-11), this project delivered a complete ranking-based explainable facial emotion system: seven experiment-tracked model runs with on-disk artifacts, a calibrated 89.99%-accuracy ensemble recipe and a paper-exact 89.70% DAN reference on RAF-DB’s official 3,068-image test split, an explainability stack (ranking engine, Grad-CAM regions, certainty states, intensity proxy, event engine, deterministic narrator), a production-grade local backend and five-area web frontend, and a 109-test quality gate that is currently green alongside flake8, mypy, production build and a 38-assertion end-to-end test.</w:t>
       </w:r>
     </w:p>
     <w:p>
@@ -15280,7 +15307,7 @@
                 <w:b w:val="0"/>
                 <w:sz w:val="17"/>
               </w:rPr>
-              <w:t>pytest tests/ -q   (expect 93 passed)</w:t>
+              <w:t>pytest tests/ -q   (expect 109 passed)</w:t>
             </w:r>
           </w:p>
         </w:tc>
@@ -15622,7 +15649,7 @@
                 <w:b w:val="0"/>
                 <w:sz w:val="17"/>
               </w:rPr>
-              <w:t>config/history, test_metrics.json (76.63 raw), TTA scan (scan_vit_tta_final.json), ensemble_b3_vit_test.json, checkpoints</w:t>
+              <w:t>config/history, test_metrics.json (67.31 macro-F1 raw), TTA scan (scan_vit_tta_final.json), ensemble_b3_vit_test.json, checkpoints</w:t>
             </w:r>
           </w:p>
         </w:tc>
@@ -16083,7 +16110,7 @@
         <w:color w:val="808080"/>
         <w:sz w:val="16"/>
       </w:rPr>
-      <w:t>Human Facial Emotion Detection — End-to-End Project Report  |  Version 1.0  |  2026-09-23</w:t>
+      <w:t>Human Facial Emotion Detection — End-to-End Project Report  |  Version 1.1  |  2026-10-11</w:t>
     </w:r>
   </w:p>
 </w:hdr>

--- a/Human_Facial_Emotion_Detection_Project_Report.docx
+++ b/Human_Facial_Emotion_Detection_Project_Report.docx
@@ -5049,6 +5049,112 @@
       </w:r>
       <w:r>
         <w:t>experiments/EXP-010-ENSEMBLE/production_ensemble_results.json (13 leaderboard entries).</w:t>
+      </w:r>
+    </w:p>
+    <w:p>
+      <w:pPr>
+        <w:jc w:val="center"/>
+      </w:pPr>
+      <w:r>
+        <w:drawing>
+          <wp:inline xmlns:a="http://schemas.openxmlformats.org/drawingml/2006/main" xmlns:pic="http://schemas.openxmlformats.org/drawingml/2006/picture">
+            <wp:extent cx="5669280" cy="3032406"/>
+            <wp:docPr id="1" name="Picture 1"/>
+            <wp:cNvGraphicFramePr>
+              <a:graphicFrameLocks noChangeAspect="1"/>
+            </wp:cNvGraphicFramePr>
+            <a:graphic>
+              <a:graphicData uri="http://schemas.openxmlformats.org/drawingml/2006/picture">
+                <pic:pic>
+                  <pic:nvPicPr>
+                    <pic:cNvPr id="0" name="fig_leaderboard.png"/>
+                    <pic:cNvPicPr/>
+                  </pic:nvPicPr>
+                  <pic:blipFill>
+                    <a:blip r:embed="rId11"/>
+                    <a:stretch>
+                      <a:fillRect/>
+                    </a:stretch>
+                  </pic:blipFill>
+                  <pic:spPr>
+                    <a:xfrm>
+                      <a:off x="0" y="0"/>
+                      <a:ext cx="5669280" cy="3032406"/>
+                    </a:xfrm>
+                    <a:prstGeom prst="rect"/>
+                  </pic:spPr>
+                </pic:pic>
+              </a:graphicData>
+            </a:graphic>
+          </wp:inline>
+        </w:drawing>
+      </w:r>
+    </w:p>
+    <w:p>
+      <w:pPr>
+        <w:spacing w:after="200"/>
+        <w:jc w:val="center"/>
+      </w:pPr>
+      <w:r>
+        <w:rPr>
+          <w:i/>
+          <w:color w:val="595959"/>
+          <w:sz w:val="17"/>
+        </w:rPr>
+        <w:t>Figure 1 — Production leaderboard (test accuracy vs balanced accuracy), generated from production_ensemble_results.json by scripts/generate_figures.py.</w:t>
+      </w:r>
+    </w:p>
+    <w:p>
+      <w:pPr>
+        <w:jc w:val="center"/>
+      </w:pPr>
+      <w:r>
+        <w:drawing>
+          <wp:inline xmlns:a="http://schemas.openxmlformats.org/drawingml/2006/main" xmlns:pic="http://schemas.openxmlformats.org/drawingml/2006/picture">
+            <wp:extent cx="3291840" cy="2433099"/>
+            <wp:docPr id="2" name="Picture 2"/>
+            <wp:cNvGraphicFramePr>
+              <a:graphicFrameLocks noChangeAspect="1"/>
+            </wp:cNvGraphicFramePr>
+            <a:graphic>
+              <a:graphicData uri="http://schemas.openxmlformats.org/drawingml/2006/picture">
+                <pic:pic>
+                  <pic:nvPicPr>
+                    <pic:cNvPr id="0" name="fig_calibration.png"/>
+                    <pic:cNvPicPr/>
+                  </pic:nvPicPr>
+                  <pic:blipFill>
+                    <a:blip r:embed="rId12"/>
+                    <a:stretch>
+                      <a:fillRect/>
+                    </a:stretch>
+                  </pic:blipFill>
+                  <pic:spPr>
+                    <a:xfrm>
+                      <a:off x="0" y="0"/>
+                      <a:ext cx="3291840" cy="2433099"/>
+                    </a:xfrm>
+                    <a:prstGeom prst="rect"/>
+                  </pic:spPr>
+                </pic:pic>
+              </a:graphicData>
+            </a:graphic>
+          </wp:inline>
+        </w:drawing>
+      </w:r>
+    </w:p>
+    <w:p>
+      <w:pPr>
+        <w:spacing w:after="200"/>
+        <w:jc w:val="center"/>
+      </w:pPr>
+      <w:r>
+        <w:rPr>
+          <w:i/>
+          <w:color w:val="595959"/>
+          <w:sz w:val="17"/>
+        </w:rPr>
+        <w:t>Figure 2 — Expected calibration error before/after validation-fitted temperature scaling on the champion ensemble (same JSON source).</w:t>
       </w:r>
     </w:p>
     <w:p>
